--- a/SAJE_292892_revision/deliverables_final/02_Manuscript_Revised_Marked_blue.docx
+++ b/SAJE_292892_revision/deliverables_final/02_Manuscript_Revised_Marked_blue.docx
@@ -38,7 +38,7 @@
         <w:rPr>
           <w:color w:val="0000FF"/>
         </w:rPr>
-        <w:t>Most listed firms in Southeast Asia have no environmental, social, and governance (ESG) score, so investors who screen on scores cannot hold them.</w:t>
+        <w:t>Most listed firms in Southeast Asia have no environmental, social, and governance (ESG) score; therefore, investors who screen on scores cannot hold them.</w:t>
       </w:r>
       <w:r>
         <w:rPr/>
@@ -48,7 +48,7 @@
         <w:rPr>
           <w:color w:val="0000FF"/>
         </w:rPr>
-        <w:t>We ask which firms enter the London Stock Exchange Group (LSEG) ESG database and what happens to their valuation around entry.</w:t>
+        <w:t>We investigate which firms enter the London Stock Exchange Group (LSEG) ESG database and what happens to their valuations around entry.</w:t>
       </w:r>
       <w:r>
         <w:rPr/>
@@ -78,7 +78,7 @@
         <w:rPr>
           <w:color w:val="0000FF"/>
         </w:rPr>
-        <w:t>Scored firms are larger, and on average their market-to-book ratio had grown 10.0% more than that of similar firms in the years before their first recorded score, a run-up not detected in a broad Malaysian wave.</w:t>
+        <w:t>Scored firms are larger, and, on average, their market-to-book ratio had grown 10.0% more than that of similar firms in the years before their first recorded score, a run-up not detected in a broad Malaysian wave.</w:t>
       </w:r>
       <w:r>
         <w:rPr/>
@@ -98,7 +98,7 @@
         <w:rPr>
           <w:color w:val="0000FF"/>
         </w:rPr>
-        <w:t>Research and investment screens that compare rated with unrated firms should model who gets rated and when.</w:t>
+        <w:t>Research and investment screens that compare rated and unrated firms should model who gets rated and when.</w:t>
       </w:r>
     </w:p>
     <w:p>
@@ -190,7 +190,7 @@
         <w:rPr>
           <w:color w:val="0000FF"/>
         </w:rPr>
-        <w:t>This paper asks which firms enter the scored universe and what happens to their market valuation around entry.</w:t>
+        <w:t>This study asks which firms enter the scored universe and what happens to their market valuation around entry.</w:t>
       </w:r>
     </w:p>
     <w:p>
@@ -203,7 +203,7 @@
         <w:rPr>
           <w:color w:val="0000FF"/>
         </w:rPr>
-        <w:t>If a score makes a firm visible to more investors, its price should rise, because a wider investor base shares its risk (Merton, 1987); if the score also tells investors whether the firm is green or brown, prices should move in opposite directions for the two groups (Pástor et al., 2021; Pedersen et al., 2021).</w:t>
+        <w:t>If a score makes a firm visible to more investors, its price should rise because a wider investor base shares its risk (Merton, 1987).</w:t>
       </w:r>
       <w:r>
         <w:rPr/>
@@ -213,7 +213,7 @@
         <w:rPr>
           <w:color w:val="0000FF"/>
         </w:rPr>
-        <w:t>A provider, however, is likely to add a firm once it is large, liquid, and discloses enough to be scored, and its scores rise with firm size (Dobrick et al., 2023; Drempetic et al., 2020).</w:t>
+        <w:t>If the score also tells investors whether the firm is green or brown, prices should move in opposite directions for the two groups (Pástor et al., 2021; Pedersen et al., 2021).</w:t>
       </w:r>
       <w:r>
         <w:rPr/>
@@ -223,7 +223,17 @@
         <w:rPr>
           <w:color w:val="0000FF"/>
         </w:rPr>
-        <w:t>If firms enter after a period of rising value, a comparison of scored and unscored firms credits the score with growth that came before it.</w:t>
+        <w:t>However, a provider is likely to add a firm once it is large, liquid, and discloses enough to be scored, and its scores rise with firm size (Dobrick et al., 2023; Drempetic et al., 2020).</w:t>
+      </w:r>
+      <w:r>
+        <w:rPr/>
+        <w:t xml:space="preserve"> </w:t>
+      </w:r>
+      <w:r>
+        <w:rPr>
+          <w:color w:val="0000FF"/>
+        </w:rPr>
+        <w:t>If firms enter after a period of rising value, a comparison of scored and unscored firms credits the score with the growth that came before it.</w:t>
       </w:r>
       <w:r>
         <w:rPr/>
@@ -237,7 +247,13 @@
       </w:r>
       <w:r>
         <w:rPr/>
-        <w:t xml:space="preserve"> None examines valuation in emerging markets, where most firms are unscored and coverage has expanded in waves.</w:t>
+        <w:t xml:space="preserve"> </w:t>
+      </w:r>
+      <w:r>
+        <w:rPr>
+          <w:color w:val="0000FF"/>
+        </w:rPr>
+        <w:t>None of these studies examines valuation in emerging markets, where most firms are unscored and coverage has expanded in waves.</w:t>
       </w:r>
     </w:p>
     <w:p>
@@ -284,7 +300,7 @@
         <w:rPr>
           <w:color w:val="0000FF"/>
         </w:rPr>
-        <w:t>A pre-analysis plan, committed before the estimation code, records the hypotheses, sample, estimator, and robustness checks; every later analysis is labeled exploratory.</w:t>
+        <w:t>A pre-analysis plan, committed before the estimation code, records the hypotheses, sample, estimator, and robustness checks; every subsequent analysis is labeled exploratory.</w:t>
       </w:r>
     </w:p>
     <w:p>
@@ -297,7 +313,7 @@
         <w:rPr>
           <w:color w:val="0000FF"/>
         </w:rPr>
-        <w:t>The evidence has three parts.</w:t>
+        <w:t>The evidence consists of three parts.</w:t>
       </w:r>
       <w:r>
         <w:rPr/>
@@ -317,7 +333,7 @@
         <w:rPr>
           <w:color w:val="0000FF"/>
         </w:rPr>
-        <w:t>Scored firms are larger, and from five years before the first recorded score to the base year (the year before it) their market capitalization grew 14.1% more than that of never-scored firms of similar size, country, and industry (95% interval 3.1% to 25.3%) and their market-to-book (MTB) ratio 10.0% more (1.9% to 18.2%).</w:t>
+        <w:t>Scored firms are larger, and from five years before the first recorded score to the base year (the year before it), their market capitalization grew 14.1% more than that of never-scored firms of similar size, country, and industry (95% interval 3.1% to 25.3%), and their market-to-book (MTB) ratio 10.0% more (1.9% to 18.2%).</w:t>
       </w:r>
       <w:r>
         <w:rPr/>
@@ -337,7 +353,7 @@
         <w:rPr>
           <w:color w:val="0000FF"/>
         </w:rPr>
-        <w:t>Second, after entry the MTB gap stops widening, but the data do not pin down a causal effect of coverage.</w:t>
+        <w:t>Second, after entry, the MTB gap stops widening, but the data do not pin down a causal effect of coverage.</w:t>
       </w:r>
       <w:r>
         <w:rPr/>
@@ -367,7 +383,7 @@
         <w:rPr>
           <w:color w:val="0000FF"/>
         </w:rPr>
-        <w:t>Third, a static two-way fixed effects regression on the same data attributes a 6.6% MTB increase to coverage, which disappears once each cohort is compared with its own base year and base-year size is held fixed.</w:t>
+        <w:t>Third, a static two-way fixed effects regression on the same data attributes a 6.6% MTB increase to coverage, which disappears once each cohort is compared with its own base year and the base-year covariates, including size, are held fixed.</w:t>
       </w:r>
     </w:p>
     <w:p>
@@ -380,7 +396,7 @@
         <w:rPr>
           <w:color w:val="0000FF"/>
         </w:rPr>
-        <w:t>The paper makes three contributions.</w:t>
+        <w:t>This study makes three contributions.</w:t>
       </w:r>
       <w:r>
         <w:rPr/>
@@ -400,7 +416,7 @@
         <w:rPr>
           <w:color w:val="0000FF"/>
         </w:rPr>
-        <w:t>It shows why the valuation effect of coverage is hard to identify: entry follows growth and the recorded first score may precede publication.</w:t>
+        <w:t>It shows why the valuation effect of coverage is hard to identify: entry follows growth, and the recorded first score may precede publication.</w:t>
       </w:r>
       <w:r>
         <w:rPr/>
@@ -423,7 +439,7 @@
         <w:rPr>
           <w:color w:val="0000FF"/>
         </w:rPr>
-        <w:t>The remainder of the paper is organized as follows.</w:t>
+        <w:t>The remainder of this paper is organized as follows.</w:t>
       </w:r>
       <w:r>
         <w:rPr/>
@@ -443,7 +459,7 @@
         <w:rPr>
           <w:color w:val="0000FF"/>
         </w:rPr>
-        <w:t>Section 3 describes the institutional setting, the data, the dating of the first recorded score, and the estimation and inference methods.</w:t>
+        <w:t>Section 3 describes the institutional setting, data, dating of the first recorded score, and estimation and inference methods.</w:t>
       </w:r>
       <w:r>
         <w:rPr/>
@@ -453,7 +469,7 @@
         <w:rPr>
           <w:color w:val="0000FF"/>
         </w:rPr>
-        <w:t>Section 4 reports who gets scored, the valuation path around entry, the comparison of the two datings, and the sensitivity and robustness checks.</w:t>
+        <w:t>Section 4 reports who gets scored, the valuation path around entry, the comparison of the two datings, and the sensitivity and robustness checks of the results.</w:t>
       </w:r>
       <w:r>
         <w:rPr/>
@@ -463,7 +479,7 @@
         <w:rPr>
           <w:color w:val="0000FF"/>
         </w:rPr>
-        <w:t>Section 5 discusses the findings, their mechanisms and implications, and the limitations, and concludes.</w:t>
+        <w:t>Section 5 discusses the findings, their mechanisms, implications, and limitations, and concludes.</w:t>
       </w:r>
     </w:p>
     <w:p>
@@ -541,7 +557,7 @@
         <w:rPr>
           <w:color w:val="0000FF"/>
         </w:rPr>
-        <w:t>Additions to the Dow Jones Sustainability Index have limited price effects relative to similar firms outside the index (Hawn et al., 2018), and a replication finds no price effect but more analyst following after addition (Durand et al., 2019).</w:t>
+        <w:t>Additions to the Dow Jones Sustainability Index have limited price effects relative to similar firms outside the index (Hawn et al., 2018), and a replication finds no price effect but more analyst following after the addition (Durand et al., 2019).</w:t>
       </w:r>
       <w:r>
         <w:rPr/>
@@ -579,17 +595,17 @@
         <w:rPr>
           <w:color w:val="0000FF"/>
         </w:rPr>
-        <w:t>Under investor recognition, a stock known to few investors trades at a discount because a small group bears its idiosyncratic risk (Merton, 1987), so recognition predicts a gain for every newly scored firm; S&amp;P 500 additions raise prices permanently, whereas deletions do not lower them permanently (Chen et al., 2004).</w:t>
+        <w:t>Under investor recognition, a stock known to few investors trades at a discount because a small group bears its idiosyncratic risk (Merton, 1987); thus, recognition predicts a gain for every newly scored firm.</w:t>
       </w:r>
       <w:r>
         <w:rPr/>
-        <w:t xml:space="preserve"> </w:t>
+        <w:t xml:space="preserve"> S&amp;P 500 additions raise prices permanently, whereas deletions do not lower them permanently (Chen et al., 2004). Under ESG preferences, investors accept lower expected returns on assets they classify as sustainable (Pástor et al., 2021; Pedersen et al., 2021). </w:t>
       </w:r>
       <w:r>
         <w:rPr>
           <w:color w:val="0000FF"/>
         </w:rPr>
-        <w:t>Under ESG preferences, investors accept lower expected returns on assets they classify as sustainable (Pástor et al., 2021; Pedersen et al., 2021), so a first score predicts gains for firms revealed as green and losses for those revealed as brown, and a pooled average can be close to zero.</w:t>
+        <w:t>Therefore, a first score predicts gains for firms revealed as green and losses for those revealed as brown, and a pooled average can be close to zero.</w:t>
       </w:r>
       <w:r>
         <w:rPr/>
@@ -599,7 +615,7 @@
         <w:rPr>
           <w:color w:val="0000FF"/>
         </w:rPr>
-        <w:t>Both channels work through who trades the stock, and on the Stock Exchange of Thailand local institutional investors adjust their trading to brokerage fees over the long run, whereas foreign and retail investors adjust in the short run (Sudsawasd &amp; Sakdapat, 2026).</w:t>
+        <w:t>Both channels work through who trades the stock, and on the Stock Exchange of Thailand, local institutional investors adjust their trading to brokerage fees over the long run, whereas foreign and retail investors adjust in the short run (Sudsawasd &amp; Sakdapat, 2026).</w:t>
       </w:r>
     </w:p>
     <w:p>
@@ -616,11 +632,11 @@
         <w:rPr>
           <w:color w:val="0000FF"/>
         </w:rPr>
-        <w:t>The high realized returns of green assets reflect unexpected increases in ESG concerns rather than high expected returns (Pástor et al., 2022), S&amp;P 500 inclusion raises prices (Harris &amp; Gurel, 1986; Shleifer, 1986), and part of the increase reverses within weeks (Harris &amp; Gurel, 1986).</w:t>
+        <w:t>The high realized returns of green assets reflect unexpected increases in ESG concerns rather than high expected returns (Pástor et al., 2022).</w:t>
       </w:r>
       <w:r>
         <w:rPr/>
-        <w:t xml:space="preserve"> A run-up in value before coverage, followed by a flat path, is consistent with a demand shift that ended, with selection on growth, or with both.</w:t>
+        <w:t xml:space="preserve"> S&amp;P 500 inclusion raises prices (Harris &amp; Gurel, 1986; Shleifer, 1986), and part of the increase reverses within weeks (Harris &amp; Gurel, 1986). A run-up in value before coverage, followed by a flat path, is consistent with a demand shift that ended, with selection on growth, or with both.</w:t>
       </w:r>
     </w:p>
     <w:p>
@@ -654,7 +670,17 @@
         <w:rPr>
           <w:color w:val="0000FF"/>
         </w:rPr>
-        <w:t>Mandatory sustainability reporting increases the information available on listed firms (Krueger et al., 2024), and ownership shapes corporate social responsibility performance: among Vietnamese listed consumer-goods firms, outside our sample, foreign ownership is associated with higher corporate social responsibility scores, and state and family ownership with lower ones (Nguyen, 2025).</w:t>
+        <w:t>Mandatory sustainability reporting increases the information available on listed firms (Krueger et al., 2024), and ownership shapes corporate social responsibility performance.</w:t>
+      </w:r>
+      <w:r>
+        <w:rPr/>
+        <w:t xml:space="preserve"> </w:t>
+      </w:r>
+      <w:r>
+        <w:rPr>
+          <w:color w:val="0000FF"/>
+        </w:rPr>
+        <w:t>Among Vietnamese listed consumer goods firms, outside our sample, foreign ownership is associated with higher corporate social responsibility scores, and state and family ownership with lower ones (Nguyen, 2025).</w:t>
       </w:r>
       <w:r>
         <w:rPr/>
@@ -668,7 +694,17 @@
       </w:r>
       <w:r>
         <w:rPr/>
-        <w:t xml:space="preserve"> Providers disagree about the same firm (Berg, Kölbel, et al., 2022; Christensen et al., 2022), and the disagreement is priced (Avramov et al., 2022; Gibson Brandon et al., 2021). If providers select firms that have grown, a scored-unscored comparison mixes the effect of coverage with the growth that led to it.</w:t>
+        <w:t xml:space="preserve"> </w:t>
+      </w:r>
+      <w:r>
+        <w:rPr>
+          <w:color w:val="0000FF"/>
+        </w:rPr>
+        <w:t>Providers disagree about the same firm (Berg, Kölbel, et al., 2022; Christensen et al., 2022), and this disagreement is priced (Avramov et al., 2022; Gibson Brandon et al., 2021).</w:t>
+      </w:r>
+      <w:r>
+        <w:rPr/>
+        <w:t xml:space="preserve"> If providers select firms that have grown, a scored-unscored comparison mixes the effect of coverage with the growth that led to it.</w:t>
       </w:r>
     </w:p>
     <w:p>
@@ -695,8 +731,10 @@
         <w:jc w:val="both"/>
       </w:pPr>
       <w:r>
-        <w:rPr/>
-        <w:t>The pre-analysis plan states three hypotheses, all tested two-sided.</w:t>
+        <w:rPr>
+          <w:color w:val="0000FF"/>
+        </w:rPr>
+        <w:t>The pre-analysis plan states three hypotheses, all of which are tested two-sided.</w:t>
       </w:r>
     </w:p>
     <w:p>
@@ -784,7 +822,7 @@
         <w:rPr>
           <w:color w:val="0000FF"/>
         </w:rPr>
-        <w:t>Without ownership, fund holding, or trading data, we cannot observe the channels themselves; the data show whether entry follows relative growth, how the valuation gap evolves around entry, and whether that path differs with the initial score.</w:t>
+        <w:t>Without ownership, fund holdings, or trading data, we cannot observe the channels themselves; the data show whether entry follows relative growth, how the valuation gap evolves around entry, and whether that path differs with the initial score.</w:t>
       </w:r>
     </w:p>
     <w:p>
@@ -851,7 +889,7 @@
         <w:rPr>
           <w:color w:val="0000FF"/>
         </w:rPr>
-        <w:t>The LSEG ESG score we study is a separate product, so our event is the initiation of LSEG ESG coverage, not a firm's first ESG rating of any kind.</w:t>
+        <w:t>The LSEG ESG score we study is a separate product; therefore, our event is the initiation of LSEG ESG coverage, not a firm's first ESG rating of any kind.</w:t>
       </w:r>
       <w:r>
         <w:rPr/>
@@ -861,7 +899,7 @@
         <w:rPr>
           <w:color w:val="0000FF"/>
         </w:rPr>
-        <w:t>Coverage arrived in waves that follow no single reporting rule: 108 first scores in Thailand and Singapore in 2019 and 2020, and 289 in Malaysia in 2021 and 2022 (Table S1 and Figure S1 of the supplementary material).</w:t>
+        <w:t>Coverage arrived in waves that followed no single reporting rule: 108 first scores in Thailand and Singapore in 2019 and 2020 and 289 in Malaysia in 2021 and 2022 (Table S1 and Figure S1 of the supplementary material).</w:t>
       </w:r>
     </w:p>
     <w:p>
@@ -874,7 +912,7 @@
         <w:rPr>
           <w:color w:val="0000FF"/>
         </w:rPr>
-        <w:t>The data combine the annual LSEG ESG score (LSEG, 2025), not the controversy-adjusted combined score, with accounting and market data from Compustat Global (S&amp;P Global Market Intelligence, 2025) for 3,709 listed firms, each with a row for every year from 2014 to 2024; rows for years without listing data are empty, almost all of them before a firm lists.</w:t>
+        <w:t>The data combine the annual LSEG ESG score (LSEG, 2025), not the controversy-adjusted combined score, with accounting and market data from Compustat Global (S&amp;P Global Market Intelligence, 2025) for 3,709 listed firms, each with a row for every year from 2014 to 2024.</w:t>
       </w:r>
       <w:r>
         <w:rPr/>
@@ -884,11 +922,31 @@
         <w:rPr>
           <w:color w:val="0000FF"/>
         </w:rPr>
-        <w:t>Every firm in the extract has data in 2024, so the sample conditions on survival to 2024, and without delisting data we cannot sign the resulting bias.</w:t>
+        <w:t>Rows for years without listing data are empty, almost all of them before a firm lists.</w:t>
       </w:r>
       <w:r>
         <w:rPr/>
-        <w:t xml:space="preserve"> Dropping financial firms leaves 3,423 firms. </w:t>
+        <w:t xml:space="preserve"> </w:t>
+      </w:r>
+      <w:r>
+        <w:rPr>
+          <w:color w:val="0000FF"/>
+        </w:rPr>
+        <w:t>Every firm in the extract has data in 2024; therefore, the sample conditions on survival to 2024, and without delisting data, we cannot sign the resulting bias.</w:t>
+      </w:r>
+      <w:r>
+        <w:rPr/>
+        <w:t xml:space="preserve"> </w:t>
+      </w:r>
+      <w:r>
+        <w:rPr>
+          <w:color w:val="0000FF"/>
+        </w:rPr>
+        <w:t>After dropping financial firms, 3,423 firms remain.</w:t>
+      </w:r>
+      <w:r>
+        <w:rPr/>
+        <w:t xml:space="preserve"> </w:t>
       </w:r>
       <w:r>
         <w:rPr>
@@ -904,7 +962,7 @@
         <w:rPr>
           <w:color w:val="0000FF"/>
         </w:rPr>
-        <w:t>Only 17 of the 675 scored firms have a later year without a score, so we treat coverage as permanent.</w:t>
+        <w:t>Only 17 of the 675 scored firms have a later year without a score; therefore, we treat coverage as permanent.</w:t>
       </w:r>
       <w:r>
         <w:rPr/>
@@ -914,7 +972,7 @@
         <w:rPr>
           <w:color w:val="0000FF"/>
         </w:rPr>
-        <w:t>Excluding the 135 firms scored in 2014, which have no pre-coverage year, leaves 3,288 firms with 32,521 listed firm-years (3,647 rows carry no data, almost all before listing): 675 firms first scored between 2015 and 2024 (59.9% of them Malaysian) and 2,613 never-scored firms, which form the comparison group; Tables S2 and S3 of the supplementary material give the firm-years and firms behind each estimate.</w:t>
+        <w:t>Excluding the 135 firms scored in 2014, which have no pre-coverage year, leaves 3,288 firms with 32,521 listed firm-years (3,647 rows carry no data, almost all before listing): 675 firms first scored between 2015 and 2024 (59.9% of them Malaysian) and 2,613 never-scored firms, which form the comparison group.</w:t>
       </w:r>
       <w:r>
         <w:rPr/>
@@ -924,7 +982,27 @@
         <w:rPr>
           <w:color w:val="0000FF"/>
         </w:rPr>
-        <w:t>The source data contain no MTB ratio at or below zero, so firm-years with negative book equity appear as missing; log MTB ratios are missing for 18.5% of never-scored and 9.0% of scored listed firm-years.</w:t>
+        <w:t>Tables S2 and S3 of the supplementary material provide the firm-years and firms behind each estimate.</w:t>
+      </w:r>
+      <w:r>
+        <w:rPr/>
+        <w:t xml:space="preserve"> </w:t>
+      </w:r>
+      <w:r>
+        <w:rPr>
+          <w:color w:val="0000FF"/>
+        </w:rPr>
+        <w:t>The source data contain no MTB ratio at or below zero; therefore, firm-years with negative book equity appear as missing.</w:t>
+      </w:r>
+      <w:r>
+        <w:rPr/>
+        <w:t xml:space="preserve"> </w:t>
+      </w:r>
+      <w:r>
+        <w:rPr>
+          <w:color w:val="0000FF"/>
+        </w:rPr>
+        <w:t>Log MTB ratios are missing for 18.5% of never-scored and 9.0% of scored listed firm-years.</w:t>
       </w:r>
     </w:p>
     <w:p>
@@ -954,7 +1032,7 @@
         <w:rPr>
           <w:color w:val="0000FF"/>
         </w:rPr>
-        <w:t>The first recorded score may precede the year in which investors first see a score.</w:t>
+        <w:t>The first recorded score may precede the year in which investors first see the score.</w:t>
       </w:r>
       <w:r>
         <w:rPr/>
@@ -994,7 +1072,7 @@
         <w:rPr>
           <w:color w:val="0000FF"/>
         </w:rPr>
-        <w:t>LSEG distributes a point-in-time version of its ESG data that keeps values as they were published (LSEG, 2023), but our extract does not contain it.</w:t>
+        <w:t>LSEG distributes a point-in-time version of its ESG data that maintains values as they were published (LSEG, 2023), but our extract does not contain it.</w:t>
       </w:r>
       <w:r>
         <w:rPr/>
@@ -1004,7 +1082,7 @@
         <w:rPr>
           <w:color w:val="0000FF"/>
         </w:rPr>
-        <w:t>We therefore keep two concepts apart.</w:t>
+        <w:t>Therefore, we separate two concepts.</w:t>
       </w:r>
       <w:r>
         <w:rPr/>
@@ -1024,7 +1102,7 @@
         <w:rPr>
           <w:color w:val="0000FF"/>
         </w:rPr>
-        <w:t>We report the valuation path with coverage dated at g, at g + 1, and at g + 2, and draw conclusions only where they hold across these datings.</w:t>
+        <w:t>We report the valuation path with coverage dated at g, g + 1, and g + 2, and draw conclusions only where they hold across these datings.</w:t>
       </w:r>
     </w:p>
     <w:p>
@@ -1047,7 +1125,17 @@
         <w:rPr>
           <w:color w:val="0000FF"/>
         </w:rPr>
-        <w:t>The secondary outcomes are log market capitalization, log total assets, and book leverage, total debt divided by total assets; without stock returns or shares outstanding, we treat market capitalization and total assets as measures of scale.</w:t>
+        <w:t>The secondary outcomes are log market capitalization, log total assets, and book leverage (total debt divided by total assets).</w:t>
+      </w:r>
+      <w:r>
+        <w:rPr/>
+        <w:t xml:space="preserve"> </w:t>
+      </w:r>
+      <w:r>
+        <w:rPr>
+          <w:color w:val="0000FF"/>
+        </w:rPr>
+        <w:t>Without stock returns or shares outstanding, we treat market capitalization and total assets as measures of scale.</w:t>
       </w:r>
       <w:r>
         <w:rPr/>
@@ -1077,7 +1165,7 @@
         <w:rPr>
           <w:color w:val="0000FF"/>
         </w:rPr>
-        <w:t>Because market capitalization divided by the MTB ratio gives the implied book equity, which cannot exceed total assets, we flag firm-years in which the implied book equity exceeds ten times total assets: 209 of 27,127 firm-years, 73 of them for scored firms.</w:t>
+        <w:t>Because market capitalization divided by the MTB ratio gives the implied book equity, which cannot exceed total assets, we flag firm-years in which the implied book equity exceeds ten times the total assets: 209 of 27,127 firm-years, 73 of them for scored firms.</w:t>
       </w:r>
       <w:r>
         <w:rPr/>
@@ -1087,7 +1175,7 @@
         <w:rPr>
           <w:color w:val="0000FF"/>
         </w:rPr>
-        <w:t>A lower threshold, a ratio above two, flags 749 firm-years.</w:t>
+        <w:t>A lower threshold, a ratio above two, flags 749 firm-years in the sample.</w:t>
       </w:r>
     </w:p>
     <w:p>
@@ -1117,7 +1205,7 @@
         <w:rPr>
           <w:color w:val="0000FF"/>
         </w:rPr>
-        <w:t>In the notation of Callaway and Sant'Anna (2021), let G</w:t>
+        <w:t>Following the notation of Callaway and Sant'Anna (2021), let G</w:t>
       </w:r>
       <w:r>
         <w:rPr>
@@ -1143,7 +1231,7 @@
         <w:rPr>
           <w:color w:val="0000FF"/>
         </w:rPr>
-        <w:t xml:space="preserve"> = ∞ if it is never scored, and let Y</w:t>
+        <w:t xml:space="preserve"> = ∞ if it is never scored, and Y</w:t>
       </w:r>
       <w:r>
         <w:rPr>
@@ -1727,7 +1815,7 @@
         <w:rPr>
           <w:color w:val="0000FF"/>
         </w:rPr>
-        <w:t>In the large Malaysian wave the pre-coverage estimates show no detectable run-up, so for these firms the assumption does not require a trend to stop; the run-up interval is wide, however (−7.4% to 15.2%), and the wave split is exploratory.</w:t>
+        <w:t>In the large Malaysian wave, the pre-coverage estimates show no detectable run-up, so for these firms, the assumption does not require a trend to stop; however, the run-up interval is wide (−7.4% to 15.2%), and the wave split is exploratory.</w:t>
       </w:r>
       <w:r>
         <w:rPr/>
@@ -1747,7 +1835,7 @@
         <w:rPr>
           <w:color w:val="0000FF"/>
         </w:rPr>
-        <w:t>Against this, if part of a run-up was transitory, scored firms would have fallen back even without a score, and the estimates would understate any effect of coverage.</w:t>
+        <w:t>In contrast, if part of a run-up was transitory, scored firms would have fallen back even without a score, and the estimates would understate any effect of coverage.</w:t>
       </w:r>
       <w:r>
         <w:rPr/>
@@ -1757,7 +1845,7 @@
         <w:rPr>
           <w:color w:val="0000FF"/>
         </w:rPr>
-        <w:t>We therefore treat the post-coverage estimates as conditional on parallel trends and give most weight to evidence that does not depend on it: the ordering of growth and entry, and the contrast between waves with and without a run-up.</w:t>
+        <w:t>Therefore, we treat the post-coverage estimates as conditional on parallel trends and give most weight to evidence that does not depend on it: the ordering of growth and entry and the contrast between waves with and without a run-up.</w:t>
       </w:r>
     </w:p>
     <w:p>
@@ -1964,34 +2052,46 @@
         <w:jc w:val="both"/>
       </w:pPr>
       <w:r>
-        <w:rPr/>
+        <w:rPr>
+          <w:color w:val="0000FF"/>
+        </w:rPr>
         <w:t>where β</w:t>
       </w:r>
       <w:r>
         <w:rPr>
+          <w:color w:val="0000FF"/>
           <w:vertAlign w:val="subscript"/>
         </w:rPr>
         <w:t>g,t</w:t>
       </w:r>
       <w:r>
-        <w:rPr/>
-        <w:t xml:space="preserve"> is the coefficient vector of the cell and u</w:t>
-      </w:r>
-      <w:r>
         <w:rPr>
+          <w:color w:val="0000FF"/>
+        </w:rPr>
+        <w:t xml:space="preserve"> is the coefficient vector of the cell, and u</w:t>
+      </w:r>
+      <w:r>
+        <w:rPr>
+          <w:color w:val="0000FF"/>
           <w:vertAlign w:val="subscript"/>
         </w:rPr>
         <w:t>i,t</w:t>
       </w:r>
       <w:r>
-        <w:rPr/>
-        <w:t xml:space="preserve"> is the error. </w:t>
-      </w:r>
-      <w:r>
         <w:rPr>
           <w:color w:val="0000FF"/>
         </w:rPr>
-        <w:t>Because 24.6% of scored firms have larger base-year total assets than the 95th percentile of never-scored firms, we use outcome regression rather than the doubly robust estimator and also restrict scored firms to the size range of the controls, in the spirit of Crump et al. (2009).</w:t>
+        <w:t xml:space="preserve"> is the error.</w:t>
+      </w:r>
+      <w:r>
+        <w:rPr/>
+        <w:t xml:space="preserve"> </w:t>
+      </w:r>
+      <w:r>
+        <w:rPr>
+          <w:color w:val="0000FF"/>
+        </w:rPr>
+        <w:t>Because 24.6% of scored firms have larger base-year total assets than the 95th percentile of never-scored firms, we use outcome regression rather than the doubly robust estimator and restrict scored firms to the size range of the controls, in the spirit of Crump et al. (2009).</w:t>
       </w:r>
       <w:r>
         <w:rPr/>
@@ -2260,7 +2360,7 @@
         <w:rPr>
           <w:color w:val="0000FF"/>
         </w:rPr>
-        <w:t xml:space="preserve"> is the number of firms first scored in year g with data in years g − 1 and t and base-year total assets.</w:t>
+        <w:t xml:space="preserve"> is the number of firms first scored in year g with data in years g − 1 and t and with base-year total assets.</w:t>
       </w:r>
       <w:r>
         <w:rPr/>
@@ -2869,7 +2969,7 @@
         <w:rPr>
           <w:color w:val="0000FF"/>
         </w:rPr>
-        <w:t>We report the bootstrap standard error (SE), the percentile 95% confidence interval, a normal-approximation p-value, and the minimum detectable effect at 80% power, MDE ≈ 2.8 × SE.</w:t>
+        <w:t>We report the bootstrap standard error (SE), the percentile 95% confidence interval, a normal-approximation p-value, and the minimum detectable effect at 80% power (MDE ≈ 2.8 × SE).</w:t>
       </w:r>
       <w:r>
         <w:rPr/>
@@ -2879,7 +2979,7 @@
         <w:rPr>
           <w:color w:val="0000FF"/>
         </w:rPr>
-        <w:t>Secondary outcomes carry Holm-adjusted p-values.</w:t>
+        <w:t>Secondary outcomes are assessed using Holm-adjusted p-values.</w:t>
       </w:r>
       <w:r>
         <w:rPr/>
@@ -2889,7 +2989,7 @@
         <w:rPr>
           <w:color w:val="0000FF"/>
         </w:rPr>
-        <w:t>A Wald test of the estimates for e = −5 to −2 serves only as a pre-trend diagnostic, because such tests have low power (Roth, 2022), and an exploratory check resamples the 50 market-by-industry clusters instead of firms.</w:t>
+        <w:t>A Wald test of the estimates for e = −5 to −2 serves only as a pre-trend diagnostic because such tests have low power (Roth, 2022), and an exploratory check resamples the 50 market-by-industry clusters instead of firms.</w:t>
       </w:r>
     </w:p>
     <w:p>
@@ -2902,7 +3002,7 @@
         <w:rPr>
           <w:color w:val="0000FF"/>
         </w:rPr>
-        <w:t>Three exploratory checks address departures from parallel trends: removing a linear pre-coverage trend through zero in the base year, adding pre-coverage growth of log market capitalization to X</w:t>
+        <w:t>Three exploratory checks address departures from parallel trends: removing a linear pre-coverage trend through zero in the base year, adding the pre-coverage growth of log market capitalization to X</w:t>
       </w:r>
       <w:r>
         <w:rPr>
@@ -3467,7 +3567,17 @@
         <w:rPr>
           <w:color w:val="0000FF"/>
         </w:rPr>
-        <w:t xml:space="preserve"> marks years from the first recorded score onward, and standard errors are clustered by firm; β averages over any run-up and uses already scored firms as controls.</w:t>
+        <w:t xml:space="preserve"> marks years from the first recorded score onward, and standard errors are clustered by firm.</w:t>
+      </w:r>
+      <w:r>
+        <w:rPr/>
+        <w:t xml:space="preserve"> </w:t>
+      </w:r>
+      <w:r>
+        <w:rPr>
+          <w:color w:val="0000FF"/>
+        </w:rPr>
+        <w:t>The coefficient β averages over any run-up and uses already scored firms as controls.</w:t>
       </w:r>
       <w:r>
         <w:rPr/>
@@ -3531,14 +3641,8 @@
         <w:jc w:val="both"/>
       </w:pPr>
       <w:r>
-        <w:rPr>
-          <w:color w:val="0000FF"/>
-        </w:rPr>
-        <w:t>Table 1 compares scored firms in the base year with never-scored firm-years.</w:t>
-      </w:r>
-      <w:r>
         <w:rPr/>
-        <w:t xml:space="preserve"> </w:t>
+        <w:t xml:space="preserve">Table 1 compares scored firms in the base year with never-scored firm-years in the sample. </w:t>
       </w:r>
       <w:r>
         <w:rPr>
@@ -3554,7 +3658,7 @@
         <w:rPr>
           <w:color w:val="0000FF"/>
         </w:rPr>
-        <w:t>Their MTB ratio is also higher, while leverage differs little.</w:t>
+        <w:t>Their MTB ratio is also higher, whereas leverage differs only slightly.</w:t>
       </w:r>
       <w:r>
         <w:rPr/>
@@ -3574,7 +3678,7 @@
         <w:rPr>
           <w:color w:val="0000FF"/>
         </w:rPr>
-        <w:t>In Malaysia, where the expansion was broadest, the median total assets of scored firms, each firm measured by its median over all sample years, were 3.3 times those of the 565 never-scored firms.</w:t>
+        <w:t>In Malaysia, where the expansion was broadest, the median total assets of scored firms, each firm measured by its median over all sample years, were 3.3 times the assets of the 565 never-scored firms.</w:t>
       </w:r>
     </w:p>
     <w:p>
@@ -4622,7 +4726,7 @@
           <w:color w:val="0000FF"/>
           <w:sz w:val="18"/>
         </w:rPr>
-        <w:t>Note: Scored firms in base year g − 1; never-scored firms in 2014–2024.</w:t>
+        <w:t>Note: Scored firms in the base year g − 1; never-scored firms in 2014–2024.</w:t>
       </w:r>
       <w:r>
         <w:rPr>
@@ -4635,7 +4739,7 @@
           <w:color w:val="0000FF"/>
           <w:sz w:val="18"/>
         </w:rPr>
-        <w:t>Norm. diff. is the mean difference divided by the root of the average variance.</w:t>
+        <w:t>Norm. diff. is the mean difference divided by the square root of the average variance.</w:t>
       </w:r>
     </w:p>
     <w:p>
@@ -4648,7 +4752,7 @@
         <w:rPr>
           <w:color w:val="0000FF"/>
         </w:rPr>
-        <w:t>Figure 1 plots the event-time estimates.</w:t>
+        <w:t>Figure 1 shows the event-time estimates.</w:t>
       </w:r>
       <w:r>
         <w:rPr/>
@@ -4668,7 +4772,7 @@
         <w:rPr>
           <w:color w:val="0000FF"/>
         </w:rPr>
-        <w:t>From event year −5 to the base year, scored firms' market capitalization grew 14.1% more than that of never-scored firms, and their MTB ratio 10.0% more; we call this relative growth the run-up.</w:t>
+        <w:t>From event year −5 to the base year, scored firms' market capitalization grew 14.1% more than that of never-scored firms, and their MTB ratio grew 10.0% more; we call this relative growth the run-up.</w:t>
       </w:r>
       <w:r>
         <w:rPr/>
@@ -4698,7 +4802,7 @@
         <w:rPr>
           <w:color w:val="0000FF"/>
         </w:rPr>
-        <w:t>After the first recorded score, the MTB estimates for event years 0 to 3 lie between −0.044 and 0.017, and none differs from zero at the 5% level; event year 4 rests on only 141 scored firms and is excluded from the headline estimate.</w:t>
+        <w:t>After the first recorded score, the MTB estimates for event years 0 to 3 lie between −0.044 and 0.017, and none differs from zero at the 5% level.</w:t>
       </w:r>
       <w:r>
         <w:rPr/>
@@ -4708,7 +4812,17 @@
         <w:rPr>
           <w:color w:val="0000FF"/>
         </w:rPr>
-        <w:t>The MTB gap thus widens before coverage and stops widening afterward.</w:t>
+        <w:t>Event year 4 rests on only 141 scored firms and is excluded from the headline estimate.</w:t>
+      </w:r>
+      <w:r>
+        <w:rPr/>
+        <w:t xml:space="preserve"> </w:t>
+      </w:r>
+      <w:r>
+        <w:rPr>
+          <w:color w:val="0000FF"/>
+        </w:rPr>
+        <w:t>Thus, the MTB gap widens before coverage and stops widening afterward.</w:t>
       </w:r>
       <w:r>
         <w:rPr/>
@@ -4801,10 +4915,14 @@
         <w:jc w:val="both"/>
       </w:pPr>
       <w:r>
+        <w:rPr/>
+        <w:t xml:space="preserve">Figure 2 separates the two largest coverage waves from the remaining cohorts. </w:t>
+      </w:r>
+      <w:r>
         <w:rPr>
           <w:color w:val="0000FF"/>
         </w:rPr>
-        <w:t>Figure 2 separates the two largest coverage waves from the remaining cohorts; because we drew the wave boundaries after seeing the coverage counts, this split is exploratory.</w:t>
+        <w:t>Because we drew the wave boundaries after seeing the coverage counts, this split is exploratory.</w:t>
       </w:r>
       <w:r>
         <w:rPr/>
@@ -4920,7 +5038,7 @@
           <w:color w:val="0000FF"/>
           <w:sz w:val="18"/>
         </w:rPr>
-        <w:t>The waves hold 289, 108, and 278 scored firms.</w:t>
+        <w:t>The waves hold 289, 108, and 278 scored firms, respectively.</w:t>
       </w:r>
     </w:p>
     <w:p>
@@ -4960,7 +5078,7 @@
         <w:rPr>
           <w:color w:val="0000FF"/>
         </w:rPr>
-        <w:t>The change in log MTB is 0.002, with a 95% confidence interval of −0.046 to 0.048, so the data are compatible with changes in the MTB ratio from −4.5% to 4.9%; the MDE is about 7.0%.</w:t>
+        <w:t>The change in log MTB is 0.002, with a 95% confidence interval of −0.046 to 0.048, so the data are compatible with changes in the MTB ratio from −4.5% to 4.9%, and the MDE is approximately 7.0%.</w:t>
       </w:r>
       <w:r>
         <w:rPr/>
@@ -4970,7 +5088,7 @@
         <w:rPr>
           <w:color w:val="0000FF"/>
         </w:rPr>
-        <w:t>With the cluster bootstrap, which resamples the 50 market-by-industry clusters and so allows for shocks common to firms of the same market and industry (Table S4), the interval is −0.050 to 0.053; market-wide shocks, such as the political uncertainty that moves Thai stock prices (Prukumpai et al., 2022), are absorbed by the country indicators in the long-difference regression.</w:t>
+        <w:t>With the cluster bootstrap, which resamples the 50 market-by-industry clusters and allows for shocks common to firms of the same market and industry (Table S4), the interval is −0.050 to 0.053; market-wide shocks, such as the political uncertainty that moves Thai stock prices (Prukumpai et al., 2022), are absorbed by the country indicators in the long-difference regression.</w:t>
       </w:r>
       <w:r>
         <w:rPr/>
@@ -6027,7 +6145,7 @@
         <w:rPr>
           <w:color w:val="0000FF"/>
         </w:rPr>
-        <w:t>Table 3 presents the robustness checks; the six checks listed after the baseline were pre-specified, and the rest are exploratory.</w:t>
+        <w:t>Table 3 presents the robustness checks; the six checks listed after the baseline are pre-specified, and the rest are exploratory.</w:t>
       </w:r>
       <w:r>
         <w:rPr/>
@@ -6037,7 +6155,7 @@
         <w:rPr>
           <w:color w:val="0000FF"/>
         </w:rPr>
-        <w:t>Dating coverage one year after the first recorded score, the earliest year in which a score could have been public, gives an MTB change of −0.068, about −6.6% (95% interval −0.116 to −0.020; p = 0.004), with a joint pre-trend p = 0.072.</w:t>
+        <w:t>Dating coverage one year after the first recorded score, the earliest year in which a score could have been public, gives an MTB change of −0.068, approximately −6.6% (95% interval −0.116 to −0.020; p = 0.004), with a joint pre-trend p = 0.072.</w:t>
       </w:r>
       <w:r>
         <w:rPr/>
@@ -6047,7 +6165,7 @@
         <w:rPr>
           <w:color w:val="0000FF"/>
         </w:rPr>
-        <w:t>Pre-specification does not make the recorded year the date on which investors learned of coverage, so we give the two datings equal standing.</w:t>
+        <w:t>Pre-specification does not make the recorded year the date on which investors learned of coverage; therefore, we give the two datings equal standing.</w:t>
       </w:r>
     </w:p>
     <w:p>
@@ -8633,7 +8751,7 @@
         <w:rPr>
           <w:color w:val="0000FF"/>
         </w:rPr>
-        <w:t>Table 4 moves from the first-recorded-year estimate to the one-year-later estimate one step at a time.</w:t>
+        <w:t>Table 4 moves from the first-recorded-year estimate to the one-year-later estimate step by step.</w:t>
       </w:r>
       <w:r>
         <w:rPr/>
@@ -8653,7 +8771,7 @@
         <w:rPr>
           <w:color w:val="0000FF"/>
         </w:rPr>
-        <w:t>Row 3 averages event years 1 to 4 instead of 0 to 3; this changes it by −0.016 (p = 0.092).</w:t>
+        <w:t>Row 3 averages event years 1 to 4 instead of 0 to 3; this changes the result by −0.016 (p = 0.092).</w:t>
       </w:r>
       <w:r>
         <w:rPr/>
@@ -8663,7 +8781,7 @@
         <w:rPr>
           <w:color w:val="0000FF"/>
         </w:rPr>
-        <w:t>Row 4 moves the reference year from g − 1 to g, which is what dating coverage one year later does to the comparison; this changes the estimate by −0.044 (p = 0.024), 62% of the total gap of −0.070.</w:t>
+        <w:t>Row 4 moves the reference year from g − 1 to g, which is what dating coverage one year later does to the comparison; this changes the estimate by −0.044 (p = 0.024), or 62% of the total gap of −0.070.</w:t>
       </w:r>
       <w:r>
         <w:rPr/>
@@ -8683,7 +8801,7 @@
         <w:rPr>
           <w:color w:val="0000FF"/>
         </w:rPr>
-        <w:t>The steps are sequential, so the shares depend on their order.</w:t>
+        <w:t>The steps are sequential; therefore, the shares depend on their order.</w:t>
       </w:r>
     </w:p>
     <w:p>
@@ -10134,7 +10252,7 @@
         <w:rPr>
           <w:color w:val="0000FF"/>
         </w:rPr>
-        <w:t>The reference year thus drives the difference.</w:t>
+        <w:t>Thus, the reference year drives this difference.</w:t>
       </w:r>
       <w:r>
         <w:rPr/>
@@ -10144,7 +10262,7 @@
         <w:rPr>
           <w:color w:val="0000FF"/>
         </w:rPr>
-        <w:t>Moving it from g − 1 to g subtracts from each later estimate the change in log MTB of the same scored firms, relative to the same never-scored firms, between g − 1 and g.</w:t>
+        <w:t>Moving it from g − 1 to g subtracts the change in log MTB of the same scored firms, relative to the same never-scored firms, between g − 1 and g from each later estimate.</w:t>
       </w:r>
       <w:r>
         <w:rPr/>
@@ -10164,7 +10282,7 @@
         <w:rPr>
           <w:color w:val="0000FF"/>
         </w:rPr>
-        <w:t>Part of the decline under the later dating is thus the rise these cohorts had in the first recorded year itself.</w:t>
+        <w:t>Part of the decline under the later dating is thus the rise these cohorts had in the first recorded year.</w:t>
       </w:r>
       <w:r>
         <w:rPr/>
@@ -10174,7 +10292,7 @@
         <w:rPr>
           <w:color w:val="0000FF"/>
         </w:rPr>
-        <w:t>The cohorts observed through event year 4 (rows 7 to 10) show the same pattern more strongly.</w:t>
+        <w:t>The cohorts observed through event year 4 (rows 7–10) show the same pattern more strongly.</w:t>
       </w:r>
     </w:p>
     <w:p>
@@ -16329,7 +16447,7 @@
   <w:docDefaults>
     <w:rPrDefault>
       <w:rPr>
-        <w:rFonts w:asciiTheme="minorHAnsi" w:eastAsiaTheme="minorEastAsia" w:hAnsiTheme="minorHAnsi" w:cstheme="minorBidi"/>
+        <w:rFonts w:ascii="Times New Roman" w:hAnsi="Times New Roman" w:eastAsia="Times New Roman" w:cs="Times New Roman"/>
         <w:sz w:val="22"/>
         <w:szCs w:val="22"/>
         <w:lang w:val="en-US" w:eastAsia="en-US" w:bidi="ar-SA"/>
@@ -16548,7 +16666,7 @@
       <w:outlineLvl w:val="0"/>
     </w:pPr>
     <w:rPr>
-      <w:rFonts w:asciiTheme="majorHAnsi" w:eastAsiaTheme="majorEastAsia" w:hAnsiTheme="majorHAnsi" w:cstheme="majorBidi"/>
+      <w:rFonts w:ascii="Times New Roman" w:hAnsi="Times New Roman" w:eastAsia="Times New Roman" w:cs="Times New Roman"/>
       <w:b/>
       <w:bCs/>
       <w:color w:val="365F91" w:themeColor="accent1" w:themeShade="BF"/>
@@ -16572,7 +16690,7 @@
       <w:outlineLvl w:val="1"/>
     </w:pPr>
     <w:rPr>
-      <w:rFonts w:asciiTheme="majorHAnsi" w:eastAsiaTheme="majorEastAsia" w:hAnsiTheme="majorHAnsi" w:cstheme="majorBidi"/>
+      <w:rFonts w:ascii="Times New Roman" w:hAnsi="Times New Roman" w:eastAsia="Times New Roman" w:cs="Times New Roman"/>
       <w:b/>
       <w:bCs/>
       <w:color w:val="4F81BD" w:themeColor="accent1"/>
@@ -16596,7 +16714,7 @@
       <w:outlineLvl w:val="2"/>
     </w:pPr>
     <w:rPr>
-      <w:rFonts w:asciiTheme="majorHAnsi" w:eastAsiaTheme="majorEastAsia" w:hAnsiTheme="majorHAnsi" w:cstheme="majorBidi"/>
+      <w:rFonts w:ascii="Times New Roman" w:hAnsi="Times New Roman" w:eastAsia="Times New Roman" w:cs="Times New Roman"/>
       <w:b/>
       <w:bCs/>
       <w:color w:val="4F81BD" w:themeColor="accent1"/>
@@ -16619,7 +16737,7 @@
       <w:outlineLvl w:val="3"/>
     </w:pPr>
     <w:rPr>
-      <w:rFonts w:asciiTheme="majorHAnsi" w:eastAsiaTheme="majorEastAsia" w:hAnsiTheme="majorHAnsi" w:cstheme="majorBidi"/>
+      <w:rFonts w:ascii="Times New Roman" w:hAnsi="Times New Roman" w:eastAsia="Times New Roman" w:cs="Times New Roman"/>
       <w:b/>
       <w:bCs/>
       <w:i/>
@@ -16644,7 +16762,7 @@
       <w:outlineLvl w:val="4"/>
     </w:pPr>
     <w:rPr>
-      <w:rFonts w:asciiTheme="majorHAnsi" w:eastAsiaTheme="majorEastAsia" w:hAnsiTheme="majorHAnsi" w:cstheme="majorBidi"/>
+      <w:rFonts w:ascii="Times New Roman" w:hAnsi="Times New Roman" w:eastAsia="Times New Roman" w:cs="Times New Roman"/>
       <w:color w:val="243F60" w:themeColor="accent1" w:themeShade="7F"/>
     </w:rPr>
   </w:style>
@@ -16665,7 +16783,7 @@
       <w:outlineLvl w:val="5"/>
     </w:pPr>
     <w:rPr>
-      <w:rFonts w:asciiTheme="majorHAnsi" w:eastAsiaTheme="majorEastAsia" w:hAnsiTheme="majorHAnsi" w:cstheme="majorBidi"/>
+      <w:rFonts w:ascii="Times New Roman" w:hAnsi="Times New Roman" w:eastAsia="Times New Roman" w:cs="Times New Roman"/>
       <w:i/>
       <w:iCs/>
       <w:color w:val="243F60" w:themeColor="accent1" w:themeShade="7F"/>
@@ -16688,7 +16806,7 @@
       <w:outlineLvl w:val="6"/>
     </w:pPr>
     <w:rPr>
-      <w:rFonts w:asciiTheme="majorHAnsi" w:eastAsiaTheme="majorEastAsia" w:hAnsiTheme="majorHAnsi" w:cstheme="majorBidi"/>
+      <w:rFonts w:ascii="Times New Roman" w:hAnsi="Times New Roman" w:eastAsia="Times New Roman" w:cs="Times New Roman"/>
       <w:i/>
       <w:iCs/>
       <w:color w:val="404040" w:themeColor="text1" w:themeTint="BF"/>
@@ -16711,7 +16829,7 @@
       <w:outlineLvl w:val="7"/>
     </w:pPr>
     <w:rPr>
-      <w:rFonts w:asciiTheme="majorHAnsi" w:eastAsiaTheme="majorEastAsia" w:hAnsiTheme="majorHAnsi" w:cstheme="majorBidi"/>
+      <w:rFonts w:ascii="Times New Roman" w:hAnsi="Times New Roman" w:eastAsia="Times New Roman" w:cs="Times New Roman"/>
       <w:color w:val="4F81BD" w:themeColor="accent1"/>
       <w:sz w:val="20"/>
       <w:szCs w:val="20"/>
@@ -16734,7 +16852,7 @@
       <w:outlineLvl w:val="8"/>
     </w:pPr>
     <w:rPr>
-      <w:rFonts w:asciiTheme="majorHAnsi" w:eastAsiaTheme="majorEastAsia" w:hAnsiTheme="majorHAnsi" w:cstheme="majorBidi"/>
+      <w:rFonts w:ascii="Times New Roman" w:hAnsi="Times New Roman" w:eastAsia="Times New Roman" w:cs="Times New Roman"/>
       <w:i/>
       <w:iCs/>
       <w:color w:val="404040" w:themeColor="text1" w:themeTint="BF"/>
@@ -16785,7 +16903,7 @@
     <w:uiPriority w:val="9"/>
     <w:rsid w:val="00FC693F"/>
     <w:rPr>
-      <w:rFonts w:asciiTheme="majorHAnsi" w:eastAsiaTheme="majorEastAsia" w:hAnsiTheme="majorHAnsi" w:cstheme="majorBidi"/>
+      <w:rFonts w:ascii="Times New Roman" w:hAnsi="Times New Roman" w:eastAsia="Times New Roman" w:cs="Times New Roman"/>
       <w:b/>
       <w:bCs/>
       <w:color w:val="365F91" w:themeColor="accent1" w:themeShade="BF"/>
@@ -16800,7 +16918,7 @@
     <w:uiPriority w:val="9"/>
     <w:rsid w:val="00FC693F"/>
     <w:rPr>
-      <w:rFonts w:asciiTheme="majorHAnsi" w:eastAsiaTheme="majorEastAsia" w:hAnsiTheme="majorHAnsi" w:cstheme="majorBidi"/>
+      <w:rFonts w:ascii="Times New Roman" w:hAnsi="Times New Roman" w:eastAsia="Times New Roman" w:cs="Times New Roman"/>
       <w:b/>
       <w:bCs/>
       <w:color w:val="4F81BD" w:themeColor="accent1"/>
@@ -16815,7 +16933,7 @@
     <w:uiPriority w:val="9"/>
     <w:rsid w:val="00FC693F"/>
     <w:rPr>
-      <w:rFonts w:asciiTheme="majorHAnsi" w:eastAsiaTheme="majorEastAsia" w:hAnsiTheme="majorHAnsi" w:cstheme="majorBidi"/>
+      <w:rFonts w:ascii="Times New Roman" w:hAnsi="Times New Roman" w:eastAsia="Times New Roman" w:cs="Times New Roman"/>
       <w:b/>
       <w:bCs/>
       <w:color w:val="4F81BD" w:themeColor="accent1"/>
@@ -16837,7 +16955,7 @@
       <w:contextualSpacing/>
     </w:pPr>
     <w:rPr>
-      <w:rFonts w:asciiTheme="majorHAnsi" w:eastAsiaTheme="majorEastAsia" w:hAnsiTheme="majorHAnsi" w:cstheme="majorBidi"/>
+      <w:rFonts w:ascii="Times New Roman" w:hAnsi="Times New Roman" w:eastAsia="Times New Roman" w:cs="Times New Roman"/>
       <w:color w:val="17365D" w:themeColor="text2" w:themeShade="BF"/>
       <w:spacing w:val="5"/>
       <w:kern w:val="28"/>
@@ -16852,7 +16970,7 @@
     <w:uiPriority w:val="10"/>
     <w:rsid w:val="00FC693F"/>
     <w:rPr>
-      <w:rFonts w:asciiTheme="majorHAnsi" w:eastAsiaTheme="majorEastAsia" w:hAnsiTheme="majorHAnsi" w:cstheme="majorBidi"/>
+      <w:rFonts w:ascii="Times New Roman" w:hAnsi="Times New Roman" w:eastAsia="Times New Roman" w:cs="Times New Roman"/>
       <w:color w:val="17365D" w:themeColor="text2" w:themeShade="BF"/>
       <w:spacing w:val="5"/>
       <w:kern w:val="28"/>
@@ -16874,7 +16992,7 @@
       </w:numPr>
     </w:pPr>
     <w:rPr>
-      <w:rFonts w:asciiTheme="majorHAnsi" w:eastAsiaTheme="majorEastAsia" w:hAnsiTheme="majorHAnsi" w:cstheme="majorBidi"/>
+      <w:rFonts w:ascii="Times New Roman" w:hAnsi="Times New Roman" w:eastAsia="Times New Roman" w:cs="Times New Roman"/>
       <w:i/>
       <w:iCs/>
       <w:color w:val="4F81BD" w:themeColor="accent1"/>
@@ -16890,7 +17008,7 @@
     <w:uiPriority w:val="11"/>
     <w:rsid w:val="00FC693F"/>
     <w:rPr>
-      <w:rFonts w:asciiTheme="majorHAnsi" w:eastAsiaTheme="majorEastAsia" w:hAnsiTheme="majorHAnsi" w:cstheme="majorBidi"/>
+      <w:rFonts w:ascii="Times New Roman" w:hAnsi="Times New Roman" w:eastAsia="Times New Roman" w:cs="Times New Roman"/>
       <w:i/>
       <w:iCs/>
       <w:color w:val="4F81BD" w:themeColor="accent1"/>
@@ -17188,7 +17306,7 @@
     <w:semiHidden/>
     <w:rsid w:val="00FC693F"/>
     <w:rPr>
-      <w:rFonts w:asciiTheme="majorHAnsi" w:eastAsiaTheme="majorEastAsia" w:hAnsiTheme="majorHAnsi" w:cstheme="majorBidi"/>
+      <w:rFonts w:ascii="Times New Roman" w:hAnsi="Times New Roman" w:eastAsia="Times New Roman" w:cs="Times New Roman"/>
       <w:b/>
       <w:bCs/>
       <w:i/>
@@ -17204,7 +17322,7 @@
     <w:semiHidden/>
     <w:rsid w:val="00FC693F"/>
     <w:rPr>
-      <w:rFonts w:asciiTheme="majorHAnsi" w:eastAsiaTheme="majorEastAsia" w:hAnsiTheme="majorHAnsi" w:cstheme="majorBidi"/>
+      <w:rFonts w:ascii="Times New Roman" w:hAnsi="Times New Roman" w:eastAsia="Times New Roman" w:cs="Times New Roman"/>
       <w:color w:val="243F60" w:themeColor="accent1" w:themeShade="7F"/>
     </w:rPr>
   </w:style>
@@ -17216,7 +17334,7 @@
     <w:semiHidden/>
     <w:rsid w:val="00FC693F"/>
     <w:rPr>
-      <w:rFonts w:asciiTheme="majorHAnsi" w:eastAsiaTheme="majorEastAsia" w:hAnsiTheme="majorHAnsi" w:cstheme="majorBidi"/>
+      <w:rFonts w:ascii="Times New Roman" w:hAnsi="Times New Roman" w:eastAsia="Times New Roman" w:cs="Times New Roman"/>
       <w:i/>
       <w:iCs/>
       <w:color w:val="243F60" w:themeColor="accent1" w:themeShade="7F"/>
@@ -17230,7 +17348,7 @@
     <w:semiHidden/>
     <w:rsid w:val="00FC693F"/>
     <w:rPr>
-      <w:rFonts w:asciiTheme="majorHAnsi" w:eastAsiaTheme="majorEastAsia" w:hAnsiTheme="majorHAnsi" w:cstheme="majorBidi"/>
+      <w:rFonts w:ascii="Times New Roman" w:hAnsi="Times New Roman" w:eastAsia="Times New Roman" w:cs="Times New Roman"/>
       <w:i/>
       <w:iCs/>
       <w:color w:val="404040" w:themeColor="text1" w:themeTint="BF"/>
@@ -17244,7 +17362,7 @@
     <w:semiHidden/>
     <w:rsid w:val="00FC693F"/>
     <w:rPr>
-      <w:rFonts w:asciiTheme="majorHAnsi" w:eastAsiaTheme="majorEastAsia" w:hAnsiTheme="majorHAnsi" w:cstheme="majorBidi"/>
+      <w:rFonts w:ascii="Times New Roman" w:hAnsi="Times New Roman" w:eastAsia="Times New Roman" w:cs="Times New Roman"/>
       <w:color w:val="4F81BD" w:themeColor="accent1"/>
       <w:sz w:val="20"/>
       <w:szCs w:val="20"/>
@@ -17258,7 +17376,7 @@
     <w:semiHidden/>
     <w:rsid w:val="00FC693F"/>
     <w:rPr>
-      <w:rFonts w:asciiTheme="majorHAnsi" w:eastAsiaTheme="majorEastAsia" w:hAnsiTheme="majorHAnsi" w:cstheme="majorBidi"/>
+      <w:rFonts w:ascii="Times New Roman" w:hAnsi="Times New Roman" w:eastAsia="Times New Roman" w:cs="Times New Roman"/>
       <w:i/>
       <w:iCs/>
       <w:color w:val="404040" w:themeColor="text1" w:themeTint="BF"/>
@@ -18847,7 +18965,7 @@
         <w:spacing w:before="0" w:after="0" w:line="240" w:lineRule="auto"/>
       </w:pPr>
       <w:rPr>
-        <w:rFonts w:asciiTheme="majorHAnsi" w:eastAsiaTheme="majorEastAsia" w:hAnsiTheme="majorHAnsi" w:cstheme="majorBidi"/>
+        <w:rFonts w:ascii="Times New Roman" w:hAnsi="Times New Roman" w:eastAsia="Times New Roman" w:cs="Times New Roman"/>
         <w:b/>
         <w:bCs/>
       </w:rPr>
@@ -18868,7 +18986,7 @@
         <w:spacing w:before="0" w:after="0" w:line="240" w:lineRule="auto"/>
       </w:pPr>
       <w:rPr>
-        <w:rFonts w:asciiTheme="majorHAnsi" w:eastAsiaTheme="majorEastAsia" w:hAnsiTheme="majorHAnsi" w:cstheme="majorBidi"/>
+        <w:rFonts w:ascii="Times New Roman" w:hAnsi="Times New Roman" w:eastAsia="Times New Roman" w:cs="Times New Roman"/>
         <w:b/>
         <w:bCs/>
       </w:rPr>
@@ -18886,14 +19004,14 @@
     </w:tblStylePr>
     <w:tblStylePr w:type="firstCol">
       <w:rPr>
-        <w:rFonts w:asciiTheme="majorHAnsi" w:eastAsiaTheme="majorEastAsia" w:hAnsiTheme="majorHAnsi" w:cstheme="majorBidi"/>
+        <w:rFonts w:ascii="Times New Roman" w:hAnsi="Times New Roman" w:eastAsia="Times New Roman" w:cs="Times New Roman"/>
         <w:b/>
         <w:bCs/>
       </w:rPr>
     </w:tblStylePr>
     <w:tblStylePr w:type="lastCol">
       <w:rPr>
-        <w:rFonts w:asciiTheme="majorHAnsi" w:eastAsiaTheme="majorEastAsia" w:hAnsiTheme="majorHAnsi" w:cstheme="majorBidi"/>
+        <w:rFonts w:ascii="Times New Roman" w:hAnsi="Times New Roman" w:eastAsia="Times New Roman" w:cs="Times New Roman"/>
         <w:b/>
         <w:bCs/>
       </w:rPr>
@@ -18977,7 +19095,7 @@
         <w:spacing w:before="0" w:after="0" w:line="240" w:lineRule="auto"/>
       </w:pPr>
       <w:rPr>
-        <w:rFonts w:asciiTheme="majorHAnsi" w:eastAsiaTheme="majorEastAsia" w:hAnsiTheme="majorHAnsi" w:cstheme="majorBidi"/>
+        <w:rFonts w:ascii="Times New Roman" w:hAnsi="Times New Roman" w:eastAsia="Times New Roman" w:cs="Times New Roman"/>
         <w:b/>
         <w:bCs/>
       </w:rPr>
@@ -18998,7 +19116,7 @@
         <w:spacing w:before="0" w:after="0" w:line="240" w:lineRule="auto"/>
       </w:pPr>
       <w:rPr>
-        <w:rFonts w:asciiTheme="majorHAnsi" w:eastAsiaTheme="majorEastAsia" w:hAnsiTheme="majorHAnsi" w:cstheme="majorBidi"/>
+        <w:rFonts w:ascii="Times New Roman" w:hAnsi="Times New Roman" w:eastAsia="Times New Roman" w:cs="Times New Roman"/>
         <w:b/>
         <w:bCs/>
       </w:rPr>
@@ -19016,14 +19134,14 @@
     </w:tblStylePr>
     <w:tblStylePr w:type="firstCol">
       <w:rPr>
-        <w:rFonts w:asciiTheme="majorHAnsi" w:eastAsiaTheme="majorEastAsia" w:hAnsiTheme="majorHAnsi" w:cstheme="majorBidi"/>
+        <w:rFonts w:ascii="Times New Roman" w:hAnsi="Times New Roman" w:eastAsia="Times New Roman" w:cs="Times New Roman"/>
         <w:b/>
         <w:bCs/>
       </w:rPr>
     </w:tblStylePr>
     <w:tblStylePr w:type="lastCol">
       <w:rPr>
-        <w:rFonts w:asciiTheme="majorHAnsi" w:eastAsiaTheme="majorEastAsia" w:hAnsiTheme="majorHAnsi" w:cstheme="majorBidi"/>
+        <w:rFonts w:ascii="Times New Roman" w:hAnsi="Times New Roman" w:eastAsia="Times New Roman" w:cs="Times New Roman"/>
         <w:b/>
         <w:bCs/>
       </w:rPr>
@@ -19107,7 +19225,7 @@
         <w:spacing w:before="0" w:after="0" w:line="240" w:lineRule="auto"/>
       </w:pPr>
       <w:rPr>
-        <w:rFonts w:asciiTheme="majorHAnsi" w:eastAsiaTheme="majorEastAsia" w:hAnsiTheme="majorHAnsi" w:cstheme="majorBidi"/>
+        <w:rFonts w:ascii="Times New Roman" w:hAnsi="Times New Roman" w:eastAsia="Times New Roman" w:cs="Times New Roman"/>
         <w:b/>
         <w:bCs/>
       </w:rPr>
@@ -19128,7 +19246,7 @@
         <w:spacing w:before="0" w:after="0" w:line="240" w:lineRule="auto"/>
       </w:pPr>
       <w:rPr>
-        <w:rFonts w:asciiTheme="majorHAnsi" w:eastAsiaTheme="majorEastAsia" w:hAnsiTheme="majorHAnsi" w:cstheme="majorBidi"/>
+        <w:rFonts w:ascii="Times New Roman" w:hAnsi="Times New Roman" w:eastAsia="Times New Roman" w:cs="Times New Roman"/>
         <w:b/>
         <w:bCs/>
       </w:rPr>
@@ -19146,14 +19264,14 @@
     </w:tblStylePr>
     <w:tblStylePr w:type="firstCol">
       <w:rPr>
-        <w:rFonts w:asciiTheme="majorHAnsi" w:eastAsiaTheme="majorEastAsia" w:hAnsiTheme="majorHAnsi" w:cstheme="majorBidi"/>
+        <w:rFonts w:ascii="Times New Roman" w:hAnsi="Times New Roman" w:eastAsia="Times New Roman" w:cs="Times New Roman"/>
         <w:b/>
         <w:bCs/>
       </w:rPr>
     </w:tblStylePr>
     <w:tblStylePr w:type="lastCol">
       <w:rPr>
-        <w:rFonts w:asciiTheme="majorHAnsi" w:eastAsiaTheme="majorEastAsia" w:hAnsiTheme="majorHAnsi" w:cstheme="majorBidi"/>
+        <w:rFonts w:ascii="Times New Roman" w:hAnsi="Times New Roman" w:eastAsia="Times New Roman" w:cs="Times New Roman"/>
         <w:b/>
         <w:bCs/>
       </w:rPr>
@@ -19237,7 +19355,7 @@
         <w:spacing w:before="0" w:after="0" w:line="240" w:lineRule="auto"/>
       </w:pPr>
       <w:rPr>
-        <w:rFonts w:asciiTheme="majorHAnsi" w:eastAsiaTheme="majorEastAsia" w:hAnsiTheme="majorHAnsi" w:cstheme="majorBidi"/>
+        <w:rFonts w:ascii="Times New Roman" w:hAnsi="Times New Roman" w:eastAsia="Times New Roman" w:cs="Times New Roman"/>
         <w:b/>
         <w:bCs/>
       </w:rPr>
@@ -19258,7 +19376,7 @@
         <w:spacing w:before="0" w:after="0" w:line="240" w:lineRule="auto"/>
       </w:pPr>
       <w:rPr>
-        <w:rFonts w:asciiTheme="majorHAnsi" w:eastAsiaTheme="majorEastAsia" w:hAnsiTheme="majorHAnsi" w:cstheme="majorBidi"/>
+        <w:rFonts w:ascii="Times New Roman" w:hAnsi="Times New Roman" w:eastAsia="Times New Roman" w:cs="Times New Roman"/>
         <w:b/>
         <w:bCs/>
       </w:rPr>
@@ -19276,14 +19394,14 @@
     </w:tblStylePr>
     <w:tblStylePr w:type="firstCol">
       <w:rPr>
-        <w:rFonts w:asciiTheme="majorHAnsi" w:eastAsiaTheme="majorEastAsia" w:hAnsiTheme="majorHAnsi" w:cstheme="majorBidi"/>
+        <w:rFonts w:ascii="Times New Roman" w:hAnsi="Times New Roman" w:eastAsia="Times New Roman" w:cs="Times New Roman"/>
         <w:b/>
         <w:bCs/>
       </w:rPr>
     </w:tblStylePr>
     <w:tblStylePr w:type="lastCol">
       <w:rPr>
-        <w:rFonts w:asciiTheme="majorHAnsi" w:eastAsiaTheme="majorEastAsia" w:hAnsiTheme="majorHAnsi" w:cstheme="majorBidi"/>
+        <w:rFonts w:ascii="Times New Roman" w:hAnsi="Times New Roman" w:eastAsia="Times New Roman" w:cs="Times New Roman"/>
         <w:b/>
         <w:bCs/>
       </w:rPr>
@@ -19367,7 +19485,7 @@
         <w:spacing w:before="0" w:after="0" w:line="240" w:lineRule="auto"/>
       </w:pPr>
       <w:rPr>
-        <w:rFonts w:asciiTheme="majorHAnsi" w:eastAsiaTheme="majorEastAsia" w:hAnsiTheme="majorHAnsi" w:cstheme="majorBidi"/>
+        <w:rFonts w:ascii="Times New Roman" w:hAnsi="Times New Roman" w:eastAsia="Times New Roman" w:cs="Times New Roman"/>
         <w:b/>
         <w:bCs/>
       </w:rPr>
@@ -19388,7 +19506,7 @@
         <w:spacing w:before="0" w:after="0" w:line="240" w:lineRule="auto"/>
       </w:pPr>
       <w:rPr>
-        <w:rFonts w:asciiTheme="majorHAnsi" w:eastAsiaTheme="majorEastAsia" w:hAnsiTheme="majorHAnsi" w:cstheme="majorBidi"/>
+        <w:rFonts w:ascii="Times New Roman" w:hAnsi="Times New Roman" w:eastAsia="Times New Roman" w:cs="Times New Roman"/>
         <w:b/>
         <w:bCs/>
       </w:rPr>
@@ -19406,14 +19524,14 @@
     </w:tblStylePr>
     <w:tblStylePr w:type="firstCol">
       <w:rPr>
-        <w:rFonts w:asciiTheme="majorHAnsi" w:eastAsiaTheme="majorEastAsia" w:hAnsiTheme="majorHAnsi" w:cstheme="majorBidi"/>
+        <w:rFonts w:ascii="Times New Roman" w:hAnsi="Times New Roman" w:eastAsia="Times New Roman" w:cs="Times New Roman"/>
         <w:b/>
         <w:bCs/>
       </w:rPr>
     </w:tblStylePr>
     <w:tblStylePr w:type="lastCol">
       <w:rPr>
-        <w:rFonts w:asciiTheme="majorHAnsi" w:eastAsiaTheme="majorEastAsia" w:hAnsiTheme="majorHAnsi" w:cstheme="majorBidi"/>
+        <w:rFonts w:ascii="Times New Roman" w:hAnsi="Times New Roman" w:eastAsia="Times New Roman" w:cs="Times New Roman"/>
         <w:b/>
         <w:bCs/>
       </w:rPr>
@@ -19497,7 +19615,7 @@
         <w:spacing w:before="0" w:after="0" w:line="240" w:lineRule="auto"/>
       </w:pPr>
       <w:rPr>
-        <w:rFonts w:asciiTheme="majorHAnsi" w:eastAsiaTheme="majorEastAsia" w:hAnsiTheme="majorHAnsi" w:cstheme="majorBidi"/>
+        <w:rFonts w:ascii="Times New Roman" w:hAnsi="Times New Roman" w:eastAsia="Times New Roman" w:cs="Times New Roman"/>
         <w:b/>
         <w:bCs/>
       </w:rPr>
@@ -19518,7 +19636,7 @@
         <w:spacing w:before="0" w:after="0" w:line="240" w:lineRule="auto"/>
       </w:pPr>
       <w:rPr>
-        <w:rFonts w:asciiTheme="majorHAnsi" w:eastAsiaTheme="majorEastAsia" w:hAnsiTheme="majorHAnsi" w:cstheme="majorBidi"/>
+        <w:rFonts w:ascii="Times New Roman" w:hAnsi="Times New Roman" w:eastAsia="Times New Roman" w:cs="Times New Roman"/>
         <w:b/>
         <w:bCs/>
       </w:rPr>
@@ -19536,14 +19654,14 @@
     </w:tblStylePr>
     <w:tblStylePr w:type="firstCol">
       <w:rPr>
-        <w:rFonts w:asciiTheme="majorHAnsi" w:eastAsiaTheme="majorEastAsia" w:hAnsiTheme="majorHAnsi" w:cstheme="majorBidi"/>
+        <w:rFonts w:ascii="Times New Roman" w:hAnsi="Times New Roman" w:eastAsia="Times New Roman" w:cs="Times New Roman"/>
         <w:b/>
         <w:bCs/>
       </w:rPr>
     </w:tblStylePr>
     <w:tblStylePr w:type="lastCol">
       <w:rPr>
-        <w:rFonts w:asciiTheme="majorHAnsi" w:eastAsiaTheme="majorEastAsia" w:hAnsiTheme="majorHAnsi" w:cstheme="majorBidi"/>
+        <w:rFonts w:ascii="Times New Roman" w:hAnsi="Times New Roman" w:eastAsia="Times New Roman" w:cs="Times New Roman"/>
         <w:b/>
         <w:bCs/>
       </w:rPr>
@@ -19627,7 +19745,7 @@
         <w:spacing w:before="0" w:after="0" w:line="240" w:lineRule="auto"/>
       </w:pPr>
       <w:rPr>
-        <w:rFonts w:asciiTheme="majorHAnsi" w:eastAsiaTheme="majorEastAsia" w:hAnsiTheme="majorHAnsi" w:cstheme="majorBidi"/>
+        <w:rFonts w:ascii="Times New Roman" w:hAnsi="Times New Roman" w:eastAsia="Times New Roman" w:cs="Times New Roman"/>
         <w:b/>
         <w:bCs/>
       </w:rPr>
@@ -19648,7 +19766,7 @@
         <w:spacing w:before="0" w:after="0" w:line="240" w:lineRule="auto"/>
       </w:pPr>
       <w:rPr>
-        <w:rFonts w:asciiTheme="majorHAnsi" w:eastAsiaTheme="majorEastAsia" w:hAnsiTheme="majorHAnsi" w:cstheme="majorBidi"/>
+        <w:rFonts w:ascii="Times New Roman" w:hAnsi="Times New Roman" w:eastAsia="Times New Roman" w:cs="Times New Roman"/>
         <w:b/>
         <w:bCs/>
       </w:rPr>
@@ -19666,14 +19784,14 @@
     </w:tblStylePr>
     <w:tblStylePr w:type="firstCol">
       <w:rPr>
-        <w:rFonts w:asciiTheme="majorHAnsi" w:eastAsiaTheme="majorEastAsia" w:hAnsiTheme="majorHAnsi" w:cstheme="majorBidi"/>
+        <w:rFonts w:ascii="Times New Roman" w:hAnsi="Times New Roman" w:eastAsia="Times New Roman" w:cs="Times New Roman"/>
         <w:b/>
         <w:bCs/>
       </w:rPr>
     </w:tblStylePr>
     <w:tblStylePr w:type="lastCol">
       <w:rPr>
-        <w:rFonts w:asciiTheme="majorHAnsi" w:eastAsiaTheme="majorEastAsia" w:hAnsiTheme="majorHAnsi" w:cstheme="majorBidi"/>
+        <w:rFonts w:ascii="Times New Roman" w:hAnsi="Times New Roman" w:eastAsia="Times New Roman" w:cs="Times New Roman"/>
         <w:b/>
         <w:bCs/>
       </w:rPr>
@@ -21538,7 +21656,7 @@
     </w:tblPr>
     <w:tblStylePr w:type="firstRow">
       <w:rPr>
-        <w:rFonts w:asciiTheme="majorHAnsi" w:eastAsiaTheme="majorEastAsia" w:hAnsiTheme="majorHAnsi" w:cstheme="majorBidi"/>
+        <w:rFonts w:ascii="Times New Roman" w:hAnsi="Times New Roman" w:eastAsia="Times New Roman" w:cs="Times New Roman"/>
       </w:rPr>
       <w:tblPr/>
       <w:tcPr>
@@ -21622,7 +21740,7 @@
     </w:tblPr>
     <w:tblStylePr w:type="firstRow">
       <w:rPr>
-        <w:rFonts w:asciiTheme="majorHAnsi" w:eastAsiaTheme="majorEastAsia" w:hAnsiTheme="majorHAnsi" w:cstheme="majorBidi"/>
+        <w:rFonts w:ascii="Times New Roman" w:hAnsi="Times New Roman" w:eastAsia="Times New Roman" w:cs="Times New Roman"/>
       </w:rPr>
       <w:tblPr/>
       <w:tcPr>
@@ -21706,7 +21824,7 @@
     </w:tblPr>
     <w:tblStylePr w:type="firstRow">
       <w:rPr>
-        <w:rFonts w:asciiTheme="majorHAnsi" w:eastAsiaTheme="majorEastAsia" w:hAnsiTheme="majorHAnsi" w:cstheme="majorBidi"/>
+        <w:rFonts w:ascii="Times New Roman" w:hAnsi="Times New Roman" w:eastAsia="Times New Roman" w:cs="Times New Roman"/>
       </w:rPr>
       <w:tblPr/>
       <w:tcPr>
@@ -21790,7 +21908,7 @@
     </w:tblPr>
     <w:tblStylePr w:type="firstRow">
       <w:rPr>
-        <w:rFonts w:asciiTheme="majorHAnsi" w:eastAsiaTheme="majorEastAsia" w:hAnsiTheme="majorHAnsi" w:cstheme="majorBidi"/>
+        <w:rFonts w:ascii="Times New Roman" w:hAnsi="Times New Roman" w:eastAsia="Times New Roman" w:cs="Times New Roman"/>
       </w:rPr>
       <w:tblPr/>
       <w:tcPr>
@@ -21874,7 +21992,7 @@
     </w:tblPr>
     <w:tblStylePr w:type="firstRow">
       <w:rPr>
-        <w:rFonts w:asciiTheme="majorHAnsi" w:eastAsiaTheme="majorEastAsia" w:hAnsiTheme="majorHAnsi" w:cstheme="majorBidi"/>
+        <w:rFonts w:ascii="Times New Roman" w:hAnsi="Times New Roman" w:eastAsia="Times New Roman" w:cs="Times New Roman"/>
       </w:rPr>
       <w:tblPr/>
       <w:tcPr>
@@ -21958,7 +22076,7 @@
     </w:tblPr>
     <w:tblStylePr w:type="firstRow">
       <w:rPr>
-        <w:rFonts w:asciiTheme="majorHAnsi" w:eastAsiaTheme="majorEastAsia" w:hAnsiTheme="majorHAnsi" w:cstheme="majorBidi"/>
+        <w:rFonts w:ascii="Times New Roman" w:hAnsi="Times New Roman" w:eastAsia="Times New Roman" w:cs="Times New Roman"/>
       </w:rPr>
       <w:tblPr/>
       <w:tcPr>
@@ -22042,7 +22160,7 @@
     </w:tblPr>
     <w:tblStylePr w:type="firstRow">
       <w:rPr>
-        <w:rFonts w:asciiTheme="majorHAnsi" w:eastAsiaTheme="majorEastAsia" w:hAnsiTheme="majorHAnsi" w:cstheme="majorBidi"/>
+        <w:rFonts w:ascii="Times New Roman" w:hAnsi="Times New Roman" w:eastAsia="Times New Roman" w:cs="Times New Roman"/>
       </w:rPr>
       <w:tblPr/>
       <w:tcPr>
@@ -22107,7 +22225,7 @@
       <w:spacing w:after="0" w:line="240" w:lineRule="auto"/>
     </w:pPr>
     <w:rPr>
-      <w:rFonts w:asciiTheme="majorHAnsi" w:eastAsiaTheme="majorEastAsia" w:hAnsiTheme="majorHAnsi" w:cstheme="majorBidi"/>
+      <w:rFonts w:ascii="Times New Roman" w:hAnsi="Times New Roman" w:eastAsia="Times New Roman" w:cs="Times New Roman"/>
       <w:color w:val="000000" w:themeColor="text1"/>
     </w:rPr>
     <w:tblPr>
@@ -22235,7 +22353,7 @@
       <w:spacing w:after="0" w:line="240" w:lineRule="auto"/>
     </w:pPr>
     <w:rPr>
-      <w:rFonts w:asciiTheme="majorHAnsi" w:eastAsiaTheme="majorEastAsia" w:hAnsiTheme="majorHAnsi" w:cstheme="majorBidi"/>
+      <w:rFonts w:ascii="Times New Roman" w:hAnsi="Times New Roman" w:eastAsia="Times New Roman" w:cs="Times New Roman"/>
       <w:color w:val="000000" w:themeColor="text1"/>
     </w:rPr>
     <w:tblPr>
@@ -22363,7 +22481,7 @@
       <w:spacing w:after="0" w:line="240" w:lineRule="auto"/>
     </w:pPr>
     <w:rPr>
-      <w:rFonts w:asciiTheme="majorHAnsi" w:eastAsiaTheme="majorEastAsia" w:hAnsiTheme="majorHAnsi" w:cstheme="majorBidi"/>
+      <w:rFonts w:ascii="Times New Roman" w:hAnsi="Times New Roman" w:eastAsia="Times New Roman" w:cs="Times New Roman"/>
       <w:color w:val="000000" w:themeColor="text1"/>
     </w:rPr>
     <w:tblPr>
@@ -22491,7 +22609,7 @@
       <w:spacing w:after="0" w:line="240" w:lineRule="auto"/>
     </w:pPr>
     <w:rPr>
-      <w:rFonts w:asciiTheme="majorHAnsi" w:eastAsiaTheme="majorEastAsia" w:hAnsiTheme="majorHAnsi" w:cstheme="majorBidi"/>
+      <w:rFonts w:ascii="Times New Roman" w:hAnsi="Times New Roman" w:eastAsia="Times New Roman" w:cs="Times New Roman"/>
       <w:color w:val="000000" w:themeColor="text1"/>
     </w:rPr>
     <w:tblPr>
@@ -22619,7 +22737,7 @@
       <w:spacing w:after="0" w:line="240" w:lineRule="auto"/>
     </w:pPr>
     <w:rPr>
-      <w:rFonts w:asciiTheme="majorHAnsi" w:eastAsiaTheme="majorEastAsia" w:hAnsiTheme="majorHAnsi" w:cstheme="majorBidi"/>
+      <w:rFonts w:ascii="Times New Roman" w:hAnsi="Times New Roman" w:eastAsia="Times New Roman" w:cs="Times New Roman"/>
       <w:color w:val="000000" w:themeColor="text1"/>
     </w:rPr>
     <w:tblPr>
@@ -22747,7 +22865,7 @@
       <w:spacing w:after="0" w:line="240" w:lineRule="auto"/>
     </w:pPr>
     <w:rPr>
-      <w:rFonts w:asciiTheme="majorHAnsi" w:eastAsiaTheme="majorEastAsia" w:hAnsiTheme="majorHAnsi" w:cstheme="majorBidi"/>
+      <w:rFonts w:ascii="Times New Roman" w:hAnsi="Times New Roman" w:eastAsia="Times New Roman" w:cs="Times New Roman"/>
       <w:color w:val="000000" w:themeColor="text1"/>
     </w:rPr>
     <w:tblPr>
@@ -22875,7 +22993,7 @@
       <w:spacing w:after="0" w:line="240" w:lineRule="auto"/>
     </w:pPr>
     <w:rPr>
-      <w:rFonts w:asciiTheme="majorHAnsi" w:eastAsiaTheme="majorEastAsia" w:hAnsiTheme="majorHAnsi" w:cstheme="majorBidi"/>
+      <w:rFonts w:ascii="Times New Roman" w:hAnsi="Times New Roman" w:eastAsia="Times New Roman" w:cs="Times New Roman"/>
       <w:color w:val="000000" w:themeColor="text1"/>
     </w:rPr>
     <w:tblPr>
@@ -23514,7 +23632,7 @@
       <w:spacing w:after="0" w:line="240" w:lineRule="auto"/>
     </w:pPr>
     <w:rPr>
-      <w:rFonts w:asciiTheme="majorHAnsi" w:eastAsiaTheme="majorEastAsia" w:hAnsiTheme="majorHAnsi" w:cstheme="majorBidi"/>
+      <w:rFonts w:ascii="Times New Roman" w:hAnsi="Times New Roman" w:eastAsia="Times New Roman" w:cs="Times New Roman"/>
       <w:color w:val="000000" w:themeColor="text1"/>
     </w:rPr>
     <w:tblPr>
@@ -23639,7 +23757,7 @@
       <w:spacing w:after="0" w:line="240" w:lineRule="auto"/>
     </w:pPr>
     <w:rPr>
-      <w:rFonts w:asciiTheme="majorHAnsi" w:eastAsiaTheme="majorEastAsia" w:hAnsiTheme="majorHAnsi" w:cstheme="majorBidi"/>
+      <w:rFonts w:ascii="Times New Roman" w:hAnsi="Times New Roman" w:eastAsia="Times New Roman" w:cs="Times New Roman"/>
       <w:color w:val="000000" w:themeColor="text1"/>
     </w:rPr>
     <w:tblPr>
@@ -23764,7 +23882,7 @@
       <w:spacing w:after="0" w:line="240" w:lineRule="auto"/>
     </w:pPr>
     <w:rPr>
-      <w:rFonts w:asciiTheme="majorHAnsi" w:eastAsiaTheme="majorEastAsia" w:hAnsiTheme="majorHAnsi" w:cstheme="majorBidi"/>
+      <w:rFonts w:ascii="Times New Roman" w:hAnsi="Times New Roman" w:eastAsia="Times New Roman" w:cs="Times New Roman"/>
       <w:color w:val="000000" w:themeColor="text1"/>
     </w:rPr>
     <w:tblPr>
@@ -23889,7 +24007,7 @@
       <w:spacing w:after="0" w:line="240" w:lineRule="auto"/>
     </w:pPr>
     <w:rPr>
-      <w:rFonts w:asciiTheme="majorHAnsi" w:eastAsiaTheme="majorEastAsia" w:hAnsiTheme="majorHAnsi" w:cstheme="majorBidi"/>
+      <w:rFonts w:ascii="Times New Roman" w:hAnsi="Times New Roman" w:eastAsia="Times New Roman" w:cs="Times New Roman"/>
       <w:color w:val="000000" w:themeColor="text1"/>
     </w:rPr>
     <w:tblPr>
@@ -24014,7 +24132,7 @@
       <w:spacing w:after="0" w:line="240" w:lineRule="auto"/>
     </w:pPr>
     <w:rPr>
-      <w:rFonts w:asciiTheme="majorHAnsi" w:eastAsiaTheme="majorEastAsia" w:hAnsiTheme="majorHAnsi" w:cstheme="majorBidi"/>
+      <w:rFonts w:ascii="Times New Roman" w:hAnsi="Times New Roman" w:eastAsia="Times New Roman" w:cs="Times New Roman"/>
       <w:color w:val="000000" w:themeColor="text1"/>
     </w:rPr>
     <w:tblPr>
@@ -24139,7 +24257,7 @@
       <w:spacing w:after="0" w:line="240" w:lineRule="auto"/>
     </w:pPr>
     <w:rPr>
-      <w:rFonts w:asciiTheme="majorHAnsi" w:eastAsiaTheme="majorEastAsia" w:hAnsiTheme="majorHAnsi" w:cstheme="majorBidi"/>
+      <w:rFonts w:ascii="Times New Roman" w:hAnsi="Times New Roman" w:eastAsia="Times New Roman" w:cs="Times New Roman"/>
       <w:color w:val="000000" w:themeColor="text1"/>
     </w:rPr>
     <w:tblPr>
@@ -24264,7 +24382,7 @@
       <w:spacing w:after="0" w:line="240" w:lineRule="auto"/>
     </w:pPr>
     <w:rPr>
-      <w:rFonts w:asciiTheme="majorHAnsi" w:eastAsiaTheme="majorEastAsia" w:hAnsiTheme="majorHAnsi" w:cstheme="majorBidi"/>
+      <w:rFonts w:ascii="Times New Roman" w:hAnsi="Times New Roman" w:eastAsia="Times New Roman" w:cs="Times New Roman"/>
       <w:color w:val="000000" w:themeColor="text1"/>
     </w:rPr>
     <w:tblPr>
@@ -40019,7 +40137,7 @@
     </a:clrScheme>
     <a:fontScheme name="Office">
       <a:majorFont>
-        <a:latin typeface="Calibri"/>
+        <a:latin typeface="Times New Roman"/>
         <a:ea typeface=""/>
         <a:cs typeface=""/>
         <a:font script="Jpan" typeface="ＭＳ ゴシック"/>
@@ -40054,7 +40172,7 @@
         <a:font script="Geor" typeface="Sylfaen"/>
       </a:majorFont>
       <a:minorFont>
-        <a:latin typeface="Cambria"/>
+        <a:latin typeface="Times New Roman"/>
         <a:ea typeface=""/>
         <a:cs typeface=""/>
         <a:font script="Jpan" typeface="ＭＳ 明朝"/>
